--- a/docs/WKU_GE2021.docx
+++ b/docs/WKU_GE2021.docx
@@ -31,7 +31,7 @@
         <w:pStyle w:val="Date"/>
       </w:pPr>
       <w:r>
-        <w:t xml:space="preserve">Sat, 1 March 2025</w:t>
+        <w:t xml:space="preserve">Mon, 3 March 2025</w:t>
       </w:r>
     </w:p>
     <w:bookmarkStart w:id="21" w:name="student-performance"/>

--- a/docs/WKU_GE2021.docx
+++ b/docs/WKU_GE2021.docx
@@ -31,7 +31,7 @@
         <w:pStyle w:val="Date"/>
       </w:pPr>
       <w:r>
-        <w:t xml:space="preserve">Mon, 3 March 2025</w:t>
+        <w:t xml:space="preserve">Sun, 9 March 2025</w:t>
       </w:r>
     </w:p>
     <w:bookmarkStart w:id="21" w:name="student-performance"/>
@@ -154,6 +154,336 @@
       </w:hyperlink>
     </w:p>
     <w:bookmarkEnd w:id="35"/>
+    <w:bookmarkStart w:id="37" w:name="chapter4-lecture-note"/>
+    <w:p>
+      <w:pPr>
+        <w:pStyle w:val="Heading3"/>
+      </w:pPr>
+      <w:hyperlink r:id="rId36">
+        <w:r>
+          <w:rPr>
+            <w:rStyle w:val="Hyperlink"/>
+          </w:rPr>
+          <w:t xml:space="preserve">Chapter4 Lecture Note</w:t>
+        </w:r>
+      </w:hyperlink>
+    </w:p>
+    <w:bookmarkEnd w:id="37"/>
+    <w:bookmarkStart w:id="39" w:name="chapter4-slide"/>
+    <w:p>
+      <w:pPr>
+        <w:pStyle w:val="Heading3"/>
+      </w:pPr>
+      <w:hyperlink r:id="rId38">
+        <w:r>
+          <w:rPr>
+            <w:rStyle w:val="Hyperlink"/>
+          </w:rPr>
+          <w:t xml:space="preserve">Chapter4 Slide</w:t>
+        </w:r>
+      </w:hyperlink>
+    </w:p>
+    <w:bookmarkEnd w:id="39"/>
+    <w:bookmarkStart w:id="41" w:name="chapter5-lecture-note"/>
+    <w:p>
+      <w:pPr>
+        <w:pStyle w:val="Heading3"/>
+      </w:pPr>
+      <w:hyperlink r:id="rId40">
+        <w:r>
+          <w:rPr>
+            <w:rStyle w:val="Hyperlink"/>
+          </w:rPr>
+          <w:t xml:space="preserve">Chapter5 Lecture Note</w:t>
+        </w:r>
+      </w:hyperlink>
+    </w:p>
+    <w:bookmarkEnd w:id="41"/>
+    <w:bookmarkStart w:id="43" w:name="chapter5-slide"/>
+    <w:p>
+      <w:pPr>
+        <w:pStyle w:val="Heading3"/>
+      </w:pPr>
+      <w:hyperlink r:id="rId42">
+        <w:r>
+          <w:rPr>
+            <w:rStyle w:val="Hyperlink"/>
+          </w:rPr>
+          <w:t xml:space="preserve">Chapter5 Slide</w:t>
+        </w:r>
+      </w:hyperlink>
+    </w:p>
+    <w:bookmarkEnd w:id="43"/>
+    <w:bookmarkStart w:id="45" w:name="chapter6-lecture-note"/>
+    <w:p>
+      <w:pPr>
+        <w:pStyle w:val="Heading3"/>
+      </w:pPr>
+      <w:hyperlink r:id="rId44">
+        <w:r>
+          <w:rPr>
+            <w:rStyle w:val="Hyperlink"/>
+          </w:rPr>
+          <w:t xml:space="preserve">Chapter6 Lecture Note</w:t>
+        </w:r>
+      </w:hyperlink>
+    </w:p>
+    <w:bookmarkEnd w:id="45"/>
+    <w:bookmarkStart w:id="47" w:name="chapter6-slide"/>
+    <w:p>
+      <w:pPr>
+        <w:pStyle w:val="Heading3"/>
+      </w:pPr>
+      <w:hyperlink r:id="rId46">
+        <w:r>
+          <w:rPr>
+            <w:rStyle w:val="Hyperlink"/>
+          </w:rPr>
+          <w:t xml:space="preserve">Chapter6 Slide</w:t>
+        </w:r>
+      </w:hyperlink>
+    </w:p>
+    <w:bookmarkEnd w:id="47"/>
+    <w:bookmarkStart w:id="49" w:name="chapter7-lecture-note"/>
+    <w:p>
+      <w:pPr>
+        <w:pStyle w:val="Heading3"/>
+      </w:pPr>
+      <w:hyperlink r:id="rId48">
+        <w:r>
+          <w:rPr>
+            <w:rStyle w:val="Hyperlink"/>
+          </w:rPr>
+          <w:t xml:space="preserve">Chapter7 Lecture Note</w:t>
+        </w:r>
+      </w:hyperlink>
+    </w:p>
+    <w:bookmarkEnd w:id="49"/>
+    <w:bookmarkStart w:id="51" w:name="chapter7-slide"/>
+    <w:p>
+      <w:pPr>
+        <w:pStyle w:val="Heading3"/>
+      </w:pPr>
+      <w:hyperlink r:id="rId50">
+        <w:r>
+          <w:rPr>
+            <w:rStyle w:val="Hyperlink"/>
+          </w:rPr>
+          <w:t xml:space="preserve">Chapter7 Slide</w:t>
+        </w:r>
+      </w:hyperlink>
+    </w:p>
+    <w:bookmarkEnd w:id="51"/>
+    <w:bookmarkStart w:id="53" w:name="chapter8-lecture-note"/>
+    <w:p>
+      <w:pPr>
+        <w:pStyle w:val="Heading3"/>
+      </w:pPr>
+      <w:hyperlink r:id="rId52">
+        <w:r>
+          <w:rPr>
+            <w:rStyle w:val="Hyperlink"/>
+          </w:rPr>
+          <w:t xml:space="preserve">Chapter8 Lecture Note</w:t>
+        </w:r>
+      </w:hyperlink>
+    </w:p>
+    <w:bookmarkEnd w:id="53"/>
+    <w:bookmarkStart w:id="55" w:name="chapter8-slide"/>
+    <w:p>
+      <w:pPr>
+        <w:pStyle w:val="Heading3"/>
+      </w:pPr>
+      <w:hyperlink r:id="rId54">
+        <w:r>
+          <w:rPr>
+            <w:rStyle w:val="Hyperlink"/>
+          </w:rPr>
+          <w:t xml:space="preserve">Chapter8 Slide</w:t>
+        </w:r>
+      </w:hyperlink>
+    </w:p>
+    <w:bookmarkEnd w:id="55"/>
+    <w:bookmarkStart w:id="57" w:name="chapter9-lecture-note"/>
+    <w:p>
+      <w:pPr>
+        <w:pStyle w:val="Heading3"/>
+      </w:pPr>
+      <w:hyperlink r:id="rId56">
+        <w:r>
+          <w:rPr>
+            <w:rStyle w:val="Hyperlink"/>
+          </w:rPr>
+          <w:t xml:space="preserve">Chapter9 Lecture Note</w:t>
+        </w:r>
+      </w:hyperlink>
+    </w:p>
+    <w:bookmarkEnd w:id="57"/>
+    <w:bookmarkStart w:id="59" w:name="chapter9-slide"/>
+    <w:p>
+      <w:pPr>
+        <w:pStyle w:val="Heading3"/>
+      </w:pPr>
+      <w:hyperlink r:id="rId58">
+        <w:r>
+          <w:rPr>
+            <w:rStyle w:val="Hyperlink"/>
+          </w:rPr>
+          <w:t xml:space="preserve">Chapter9 Slide</w:t>
+        </w:r>
+      </w:hyperlink>
+    </w:p>
+    <w:bookmarkEnd w:id="59"/>
+    <w:bookmarkStart w:id="61" w:name="chapter10-lecture-note"/>
+    <w:p>
+      <w:pPr>
+        <w:pStyle w:val="Heading3"/>
+      </w:pPr>
+      <w:hyperlink r:id="rId60">
+        <w:r>
+          <w:rPr>
+            <w:rStyle w:val="Hyperlink"/>
+          </w:rPr>
+          <w:t xml:space="preserve">Chapter10 Lecture Note</w:t>
+        </w:r>
+      </w:hyperlink>
+    </w:p>
+    <w:bookmarkEnd w:id="61"/>
+    <w:bookmarkStart w:id="63" w:name="chapter10-slide"/>
+    <w:p>
+      <w:pPr>
+        <w:pStyle w:val="Heading3"/>
+      </w:pPr>
+      <w:hyperlink r:id="rId62">
+        <w:r>
+          <w:rPr>
+            <w:rStyle w:val="Hyperlink"/>
+          </w:rPr>
+          <w:t xml:space="preserve">Chapter10 Slide</w:t>
+        </w:r>
+      </w:hyperlink>
+    </w:p>
+    <w:bookmarkEnd w:id="63"/>
+    <w:bookmarkStart w:id="65" w:name="chapter11-lecture-note"/>
+    <w:p>
+      <w:pPr>
+        <w:pStyle w:val="Heading3"/>
+      </w:pPr>
+      <w:hyperlink r:id="rId64">
+        <w:r>
+          <w:rPr>
+            <w:rStyle w:val="Hyperlink"/>
+          </w:rPr>
+          <w:t xml:space="preserve">Chapter11 Lecture Note</w:t>
+        </w:r>
+      </w:hyperlink>
+    </w:p>
+    <w:bookmarkEnd w:id="65"/>
+    <w:bookmarkStart w:id="67" w:name="chapter11-slide"/>
+    <w:p>
+      <w:pPr>
+        <w:pStyle w:val="Heading3"/>
+      </w:pPr>
+      <w:hyperlink r:id="rId66">
+        <w:r>
+          <w:rPr>
+            <w:rStyle w:val="Hyperlink"/>
+          </w:rPr>
+          <w:t xml:space="preserve">Chapter11 Slide</w:t>
+        </w:r>
+      </w:hyperlink>
+    </w:p>
+    <w:bookmarkEnd w:id="67"/>
+    <w:bookmarkStart w:id="69" w:name="chapter12-lecture-note"/>
+    <w:p>
+      <w:pPr>
+        <w:pStyle w:val="Heading3"/>
+      </w:pPr>
+      <w:hyperlink r:id="rId68">
+        <w:r>
+          <w:rPr>
+            <w:rStyle w:val="Hyperlink"/>
+          </w:rPr>
+          <w:t xml:space="preserve">Chapter12 Lecture Note</w:t>
+        </w:r>
+      </w:hyperlink>
+    </w:p>
+    <w:bookmarkEnd w:id="69"/>
+    <w:bookmarkStart w:id="71" w:name="chapter12-slide"/>
+    <w:p>
+      <w:pPr>
+        <w:pStyle w:val="Heading3"/>
+      </w:pPr>
+      <w:hyperlink r:id="rId70">
+        <w:r>
+          <w:rPr>
+            <w:rStyle w:val="Hyperlink"/>
+          </w:rPr>
+          <w:t xml:space="preserve">Chapter12 Slide</w:t>
+        </w:r>
+      </w:hyperlink>
+    </w:p>
+    <w:bookmarkEnd w:id="71"/>
+    <w:bookmarkStart w:id="73" w:name="chapter13-lecture-note"/>
+    <w:p>
+      <w:pPr>
+        <w:pStyle w:val="Heading3"/>
+      </w:pPr>
+      <w:hyperlink r:id="rId72">
+        <w:r>
+          <w:rPr>
+            <w:rStyle w:val="Hyperlink"/>
+          </w:rPr>
+          <w:t xml:space="preserve">Chapter13 Lecture Note</w:t>
+        </w:r>
+      </w:hyperlink>
+    </w:p>
+    <w:bookmarkEnd w:id="73"/>
+    <w:bookmarkStart w:id="75" w:name="chapter13-slide"/>
+    <w:p>
+      <w:pPr>
+        <w:pStyle w:val="Heading3"/>
+      </w:pPr>
+      <w:hyperlink r:id="rId74">
+        <w:r>
+          <w:rPr>
+            <w:rStyle w:val="Hyperlink"/>
+          </w:rPr>
+          <w:t xml:space="preserve">Chapter13 Slide</w:t>
+        </w:r>
+      </w:hyperlink>
+    </w:p>
+    <w:bookmarkEnd w:id="75"/>
+    <w:bookmarkStart w:id="77" w:name="chapter14-lecture-note"/>
+    <w:p>
+      <w:pPr>
+        <w:pStyle w:val="Heading3"/>
+      </w:pPr>
+      <w:hyperlink r:id="rId76">
+        <w:r>
+          <w:rPr>
+            <w:rStyle w:val="Hyperlink"/>
+          </w:rPr>
+          <w:t xml:space="preserve">Chapter14 Lecture Note</w:t>
+        </w:r>
+      </w:hyperlink>
+    </w:p>
+    <w:bookmarkEnd w:id="77"/>
+    <w:bookmarkStart w:id="79" w:name="chapter14-slide"/>
+    <w:p>
+      <w:pPr>
+        <w:pStyle w:val="Heading3"/>
+      </w:pPr>
+      <w:hyperlink r:id="rId78">
+        <w:r>
+          <w:rPr>
+            <w:rStyle w:val="Hyperlink"/>
+          </w:rPr>
+          <w:t xml:space="preserve">Chapter14 Slide</w:t>
+        </w:r>
+      </w:hyperlink>
+    </w:p>
+    <w:bookmarkEnd w:id="79"/>
     <w:sectPr/>
   </w:body>
 </w:document>

--- a/docs/WKU_GE2021.docx
+++ b/docs/WKU_GE2021.docx
@@ -31,7 +31,7 @@
         <w:pStyle w:val="Date"/>
       </w:pPr>
       <w:r>
-        <w:t xml:space="preserve">Sun, 9 March 2025</w:t>
+        <w:t xml:space="preserve">Tue, 11 March 2025</w:t>
       </w:r>
     </w:p>
     <w:bookmarkStart w:id="21" w:name="student-performance"/>

--- a/docs/WKU_GE2021.docx
+++ b/docs/WKU_GE2021.docx
@@ -31,7 +31,7 @@
         <w:pStyle w:val="Date"/>
       </w:pPr>
       <w:r>
-        <w:t xml:space="preserve">Tue, 11 March 2025</w:t>
+        <w:t xml:space="preserve">Thu, 13 March 2025</w:t>
       </w:r>
     </w:p>
     <w:bookmarkStart w:id="21" w:name="student-performance"/>

--- a/docs/WKU_GE2021.docx
+++ b/docs/WKU_GE2021.docx
@@ -31,7 +31,7 @@
         <w:pStyle w:val="Date"/>
       </w:pPr>
       <w:r>
-        <w:t xml:space="preserve">Thu, 13 March 2025</w:t>
+        <w:t xml:space="preserve">Fri, 21 March 2025</w:t>
       </w:r>
     </w:p>
     <w:bookmarkStart w:id="21" w:name="student-performance"/>

--- a/docs/WKU_GE2021.docx
+++ b/docs/WKU_GE2021.docx
@@ -31,7 +31,16 @@
         <w:pStyle w:val="Date"/>
       </w:pPr>
       <w:r>
-        <w:t xml:space="preserve">Fri, 21 March 2025</w:t>
+        <w:t xml:space="preserve">Sat, 22 March 2025</w:t>
+      </w:r>
+    </w:p>
+    <w:bookmarkStart w:id="24" w:name="course-material"/>
+    <w:p>
+      <w:pPr>
+        <w:pStyle w:val="Heading2"/>
+      </w:pPr>
+      <w:r>
+        <w:t xml:space="preserve">Course Material</w:t>
       </w:r>
     </w:p>
     <w:bookmarkStart w:id="21" w:name="student-performance"/>
@@ -64,12 +73,22 @@
       </w:hyperlink>
     </w:p>
     <w:bookmarkEnd w:id="23"/>
-    <w:bookmarkStart w:id="25" w:name="chapter1-lecture-note"/>
-    <w:p>
-      <w:pPr>
-        <w:pStyle w:val="Heading3"/>
-      </w:pPr>
-      <w:hyperlink r:id="rId24">
+    <w:bookmarkEnd w:id="24"/>
+    <w:bookmarkStart w:id="29" w:name="chapter1"/>
+    <w:p>
+      <w:pPr>
+        <w:pStyle w:val="Heading2"/>
+      </w:pPr>
+      <w:r>
+        <w:t xml:space="preserve">Chapter1</w:t>
+      </w:r>
+    </w:p>
+    <w:bookmarkStart w:id="26" w:name="chapter1-lecture-note"/>
+    <w:p>
+      <w:pPr>
+        <w:pStyle w:val="Heading3"/>
+      </w:pPr>
+      <w:hyperlink r:id="rId25">
         <w:r>
           <w:rPr>
             <w:rStyle w:val="Hyperlink"/>
@@ -78,13 +97,13 @@
         </w:r>
       </w:hyperlink>
     </w:p>
-    <w:bookmarkEnd w:id="25"/>
-    <w:bookmarkStart w:id="27" w:name="chapter1-slide"/>
-    <w:p>
-      <w:pPr>
-        <w:pStyle w:val="Heading3"/>
-      </w:pPr>
-      <w:hyperlink r:id="rId26">
+    <w:bookmarkEnd w:id="26"/>
+    <w:bookmarkStart w:id="28" w:name="chapter1-slide"/>
+    <w:p>
+      <w:pPr>
+        <w:pStyle w:val="Heading3"/>
+      </w:pPr>
+      <w:hyperlink r:id="rId27">
         <w:r>
           <w:rPr>
             <w:rStyle w:val="Hyperlink"/>
@@ -93,13 +112,23 @@
         </w:r>
       </w:hyperlink>
     </w:p>
-    <w:bookmarkEnd w:id="27"/>
-    <w:bookmarkStart w:id="29" w:name="chapter2-lecture-note"/>
-    <w:p>
-      <w:pPr>
-        <w:pStyle w:val="Heading3"/>
-      </w:pPr>
-      <w:hyperlink r:id="rId28">
+    <w:bookmarkEnd w:id="28"/>
+    <w:bookmarkEnd w:id="29"/>
+    <w:bookmarkStart w:id="34" w:name="chapter2"/>
+    <w:p>
+      <w:pPr>
+        <w:pStyle w:val="Heading2"/>
+      </w:pPr>
+      <w:r>
+        <w:t xml:space="preserve">Chapter2</w:t>
+      </w:r>
+    </w:p>
+    <w:bookmarkStart w:id="31" w:name="chapter2-lecture-note"/>
+    <w:p>
+      <w:pPr>
+        <w:pStyle w:val="Heading3"/>
+      </w:pPr>
+      <w:hyperlink r:id="rId30">
         <w:r>
           <w:rPr>
             <w:rStyle w:val="Hyperlink"/>
@@ -108,13 +137,13 @@
         </w:r>
       </w:hyperlink>
     </w:p>
-    <w:bookmarkEnd w:id="29"/>
-    <w:bookmarkStart w:id="31" w:name="chapter2-slide"/>
-    <w:p>
-      <w:pPr>
-        <w:pStyle w:val="Heading3"/>
-      </w:pPr>
-      <w:hyperlink r:id="rId30">
+    <w:bookmarkEnd w:id="31"/>
+    <w:bookmarkStart w:id="33" w:name="chapter2-slide"/>
+    <w:p>
+      <w:pPr>
+        <w:pStyle w:val="Heading3"/>
+      </w:pPr>
+      <w:hyperlink r:id="rId32">
         <w:r>
           <w:rPr>
             <w:rStyle w:val="Hyperlink"/>
@@ -123,13 +152,23 @@
         </w:r>
       </w:hyperlink>
     </w:p>
-    <w:bookmarkEnd w:id="31"/>
-    <w:bookmarkStart w:id="33" w:name="chapter3-lecture-note"/>
-    <w:p>
-      <w:pPr>
-        <w:pStyle w:val="Heading3"/>
-      </w:pPr>
-      <w:hyperlink r:id="rId32">
+    <w:bookmarkEnd w:id="33"/>
+    <w:bookmarkEnd w:id="34"/>
+    <w:bookmarkStart w:id="39" w:name="chapter3"/>
+    <w:p>
+      <w:pPr>
+        <w:pStyle w:val="Heading2"/>
+      </w:pPr>
+      <w:r>
+        <w:t xml:space="preserve">Chapter3</w:t>
+      </w:r>
+    </w:p>
+    <w:bookmarkStart w:id="36" w:name="chapter3-lecture-note"/>
+    <w:p>
+      <w:pPr>
+        <w:pStyle w:val="Heading3"/>
+      </w:pPr>
+      <w:hyperlink r:id="rId35">
         <w:r>
           <w:rPr>
             <w:rStyle w:val="Hyperlink"/>
@@ -138,13 +177,13 @@
         </w:r>
       </w:hyperlink>
     </w:p>
-    <w:bookmarkEnd w:id="33"/>
-    <w:bookmarkStart w:id="35" w:name="chapter3-slide"/>
-    <w:p>
-      <w:pPr>
-        <w:pStyle w:val="Heading3"/>
-      </w:pPr>
-      <w:hyperlink r:id="rId34">
+    <w:bookmarkEnd w:id="36"/>
+    <w:bookmarkStart w:id="38" w:name="chapter3-slide"/>
+    <w:p>
+      <w:pPr>
+        <w:pStyle w:val="Heading3"/>
+      </w:pPr>
+      <w:hyperlink r:id="rId37">
         <w:r>
           <w:rPr>
             <w:rStyle w:val="Hyperlink"/>
@@ -153,13 +192,23 @@
         </w:r>
       </w:hyperlink>
     </w:p>
-    <w:bookmarkEnd w:id="35"/>
-    <w:bookmarkStart w:id="37" w:name="chapter4-lecture-note"/>
-    <w:p>
-      <w:pPr>
-        <w:pStyle w:val="Heading3"/>
-      </w:pPr>
-      <w:hyperlink r:id="rId36">
+    <w:bookmarkEnd w:id="38"/>
+    <w:bookmarkEnd w:id="39"/>
+    <w:bookmarkStart w:id="44" w:name="chapter4"/>
+    <w:p>
+      <w:pPr>
+        <w:pStyle w:val="Heading2"/>
+      </w:pPr>
+      <w:r>
+        <w:t xml:space="preserve">Chapter4</w:t>
+      </w:r>
+    </w:p>
+    <w:bookmarkStart w:id="41" w:name="chapter4-lecture-note"/>
+    <w:p>
+      <w:pPr>
+        <w:pStyle w:val="Heading3"/>
+      </w:pPr>
+      <w:hyperlink r:id="rId40">
         <w:r>
           <w:rPr>
             <w:rStyle w:val="Hyperlink"/>
@@ -168,13 +217,13 @@
         </w:r>
       </w:hyperlink>
     </w:p>
-    <w:bookmarkEnd w:id="37"/>
-    <w:bookmarkStart w:id="39" w:name="chapter4-slide"/>
-    <w:p>
-      <w:pPr>
-        <w:pStyle w:val="Heading3"/>
-      </w:pPr>
-      <w:hyperlink r:id="rId38">
+    <w:bookmarkEnd w:id="41"/>
+    <w:bookmarkStart w:id="43" w:name="chapter4-slide"/>
+    <w:p>
+      <w:pPr>
+        <w:pStyle w:val="Heading3"/>
+      </w:pPr>
+      <w:hyperlink r:id="rId42">
         <w:r>
           <w:rPr>
             <w:rStyle w:val="Hyperlink"/>
@@ -183,13 +232,23 @@
         </w:r>
       </w:hyperlink>
     </w:p>
-    <w:bookmarkEnd w:id="39"/>
-    <w:bookmarkStart w:id="41" w:name="chapter5-lecture-note"/>
-    <w:p>
-      <w:pPr>
-        <w:pStyle w:val="Heading3"/>
-      </w:pPr>
-      <w:hyperlink r:id="rId40">
+    <w:bookmarkEnd w:id="43"/>
+    <w:bookmarkEnd w:id="44"/>
+    <w:bookmarkStart w:id="49" w:name="chapter5"/>
+    <w:p>
+      <w:pPr>
+        <w:pStyle w:val="Heading2"/>
+      </w:pPr>
+      <w:r>
+        <w:t xml:space="preserve">Chapter5</w:t>
+      </w:r>
+    </w:p>
+    <w:bookmarkStart w:id="46" w:name="chapter5-lecture-note"/>
+    <w:p>
+      <w:pPr>
+        <w:pStyle w:val="Heading3"/>
+      </w:pPr>
+      <w:hyperlink r:id="rId45">
         <w:r>
           <w:rPr>
             <w:rStyle w:val="Hyperlink"/>
@@ -198,13 +257,13 @@
         </w:r>
       </w:hyperlink>
     </w:p>
-    <w:bookmarkEnd w:id="41"/>
-    <w:bookmarkStart w:id="43" w:name="chapter5-slide"/>
-    <w:p>
-      <w:pPr>
-        <w:pStyle w:val="Heading3"/>
-      </w:pPr>
-      <w:hyperlink r:id="rId42">
+    <w:bookmarkEnd w:id="46"/>
+    <w:bookmarkStart w:id="48" w:name="chapter5-slide"/>
+    <w:p>
+      <w:pPr>
+        <w:pStyle w:val="Heading3"/>
+      </w:pPr>
+      <w:hyperlink r:id="rId47">
         <w:r>
           <w:rPr>
             <w:rStyle w:val="Hyperlink"/>
@@ -213,13 +272,23 @@
         </w:r>
       </w:hyperlink>
     </w:p>
-    <w:bookmarkEnd w:id="43"/>
-    <w:bookmarkStart w:id="45" w:name="chapter6-lecture-note"/>
-    <w:p>
-      <w:pPr>
-        <w:pStyle w:val="Heading3"/>
-      </w:pPr>
-      <w:hyperlink r:id="rId44">
+    <w:bookmarkEnd w:id="48"/>
+    <w:bookmarkEnd w:id="49"/>
+    <w:bookmarkStart w:id="54" w:name="chapter6"/>
+    <w:p>
+      <w:pPr>
+        <w:pStyle w:val="Heading2"/>
+      </w:pPr>
+      <w:r>
+        <w:t xml:space="preserve">Chapter6</w:t>
+      </w:r>
+    </w:p>
+    <w:bookmarkStart w:id="51" w:name="chapter6-lecture-note"/>
+    <w:p>
+      <w:pPr>
+        <w:pStyle w:val="Heading3"/>
+      </w:pPr>
+      <w:hyperlink r:id="rId50">
         <w:r>
           <w:rPr>
             <w:rStyle w:val="Hyperlink"/>
@@ -228,13 +297,13 @@
         </w:r>
       </w:hyperlink>
     </w:p>
-    <w:bookmarkEnd w:id="45"/>
-    <w:bookmarkStart w:id="47" w:name="chapter6-slide"/>
-    <w:p>
-      <w:pPr>
-        <w:pStyle w:val="Heading3"/>
-      </w:pPr>
-      <w:hyperlink r:id="rId46">
+    <w:bookmarkEnd w:id="51"/>
+    <w:bookmarkStart w:id="53" w:name="chapter6-slide"/>
+    <w:p>
+      <w:pPr>
+        <w:pStyle w:val="Heading3"/>
+      </w:pPr>
+      <w:hyperlink r:id="rId52">
         <w:r>
           <w:rPr>
             <w:rStyle w:val="Hyperlink"/>
@@ -243,13 +312,23 @@
         </w:r>
       </w:hyperlink>
     </w:p>
-    <w:bookmarkEnd w:id="47"/>
-    <w:bookmarkStart w:id="49" w:name="chapter7-lecture-note"/>
-    <w:p>
-      <w:pPr>
-        <w:pStyle w:val="Heading3"/>
-      </w:pPr>
-      <w:hyperlink r:id="rId48">
+    <w:bookmarkEnd w:id="53"/>
+    <w:bookmarkEnd w:id="54"/>
+    <w:bookmarkStart w:id="59" w:name="chapter7"/>
+    <w:p>
+      <w:pPr>
+        <w:pStyle w:val="Heading2"/>
+      </w:pPr>
+      <w:r>
+        <w:t xml:space="preserve">Chapter7</w:t>
+      </w:r>
+    </w:p>
+    <w:bookmarkStart w:id="56" w:name="chapter7-lecture-note"/>
+    <w:p>
+      <w:pPr>
+        <w:pStyle w:val="Heading3"/>
+      </w:pPr>
+      <w:hyperlink r:id="rId55">
         <w:r>
           <w:rPr>
             <w:rStyle w:val="Hyperlink"/>
@@ -258,13 +337,13 @@
         </w:r>
       </w:hyperlink>
     </w:p>
-    <w:bookmarkEnd w:id="49"/>
-    <w:bookmarkStart w:id="51" w:name="chapter7-slide"/>
-    <w:p>
-      <w:pPr>
-        <w:pStyle w:val="Heading3"/>
-      </w:pPr>
-      <w:hyperlink r:id="rId50">
+    <w:bookmarkEnd w:id="56"/>
+    <w:bookmarkStart w:id="58" w:name="chapter7-slide"/>
+    <w:p>
+      <w:pPr>
+        <w:pStyle w:val="Heading3"/>
+      </w:pPr>
+      <w:hyperlink r:id="rId57">
         <w:r>
           <w:rPr>
             <w:rStyle w:val="Hyperlink"/>
@@ -273,13 +352,23 @@
         </w:r>
       </w:hyperlink>
     </w:p>
-    <w:bookmarkEnd w:id="51"/>
-    <w:bookmarkStart w:id="53" w:name="chapter8-lecture-note"/>
-    <w:p>
-      <w:pPr>
-        <w:pStyle w:val="Heading3"/>
-      </w:pPr>
-      <w:hyperlink r:id="rId52">
+    <w:bookmarkEnd w:id="58"/>
+    <w:bookmarkEnd w:id="59"/>
+    <w:bookmarkStart w:id="64" w:name="chapter8"/>
+    <w:p>
+      <w:pPr>
+        <w:pStyle w:val="Heading2"/>
+      </w:pPr>
+      <w:r>
+        <w:t xml:space="preserve">Chapter8</w:t>
+      </w:r>
+    </w:p>
+    <w:bookmarkStart w:id="61" w:name="chapter8-lecture-note"/>
+    <w:p>
+      <w:pPr>
+        <w:pStyle w:val="Heading3"/>
+      </w:pPr>
+      <w:hyperlink r:id="rId60">
         <w:r>
           <w:rPr>
             <w:rStyle w:val="Hyperlink"/>
@@ -288,13 +377,13 @@
         </w:r>
       </w:hyperlink>
     </w:p>
-    <w:bookmarkEnd w:id="53"/>
-    <w:bookmarkStart w:id="55" w:name="chapter8-slide"/>
-    <w:p>
-      <w:pPr>
-        <w:pStyle w:val="Heading3"/>
-      </w:pPr>
-      <w:hyperlink r:id="rId54">
+    <w:bookmarkEnd w:id="61"/>
+    <w:bookmarkStart w:id="63" w:name="chapter8-slide"/>
+    <w:p>
+      <w:pPr>
+        <w:pStyle w:val="Heading3"/>
+      </w:pPr>
+      <w:hyperlink r:id="rId62">
         <w:r>
           <w:rPr>
             <w:rStyle w:val="Hyperlink"/>
@@ -303,13 +392,23 @@
         </w:r>
       </w:hyperlink>
     </w:p>
-    <w:bookmarkEnd w:id="55"/>
-    <w:bookmarkStart w:id="57" w:name="chapter9-lecture-note"/>
-    <w:p>
-      <w:pPr>
-        <w:pStyle w:val="Heading3"/>
-      </w:pPr>
-      <w:hyperlink r:id="rId56">
+    <w:bookmarkEnd w:id="63"/>
+    <w:bookmarkEnd w:id="64"/>
+    <w:bookmarkStart w:id="69" w:name="chapter9"/>
+    <w:p>
+      <w:pPr>
+        <w:pStyle w:val="Heading2"/>
+      </w:pPr>
+      <w:r>
+        <w:t xml:space="preserve">Chapter9</w:t>
+      </w:r>
+    </w:p>
+    <w:bookmarkStart w:id="66" w:name="chapter9-lecture-note"/>
+    <w:p>
+      <w:pPr>
+        <w:pStyle w:val="Heading3"/>
+      </w:pPr>
+      <w:hyperlink r:id="rId65">
         <w:r>
           <w:rPr>
             <w:rStyle w:val="Hyperlink"/>
@@ -318,13 +417,13 @@
         </w:r>
       </w:hyperlink>
     </w:p>
-    <w:bookmarkEnd w:id="57"/>
-    <w:bookmarkStart w:id="59" w:name="chapter9-slide"/>
-    <w:p>
-      <w:pPr>
-        <w:pStyle w:val="Heading3"/>
-      </w:pPr>
-      <w:hyperlink r:id="rId58">
+    <w:bookmarkEnd w:id="66"/>
+    <w:bookmarkStart w:id="68" w:name="chapter9-slide"/>
+    <w:p>
+      <w:pPr>
+        <w:pStyle w:val="Heading3"/>
+      </w:pPr>
+      <w:hyperlink r:id="rId67">
         <w:r>
           <w:rPr>
             <w:rStyle w:val="Hyperlink"/>
@@ -333,13 +432,23 @@
         </w:r>
       </w:hyperlink>
     </w:p>
-    <w:bookmarkEnd w:id="59"/>
-    <w:bookmarkStart w:id="61" w:name="chapter10-lecture-note"/>
-    <w:p>
-      <w:pPr>
-        <w:pStyle w:val="Heading3"/>
-      </w:pPr>
-      <w:hyperlink r:id="rId60">
+    <w:bookmarkEnd w:id="68"/>
+    <w:bookmarkEnd w:id="69"/>
+    <w:bookmarkStart w:id="74" w:name="chapter10"/>
+    <w:p>
+      <w:pPr>
+        <w:pStyle w:val="Heading2"/>
+      </w:pPr>
+      <w:r>
+        <w:t xml:space="preserve">Chapter10</w:t>
+      </w:r>
+    </w:p>
+    <w:bookmarkStart w:id="71" w:name="chapter10-lecture-note"/>
+    <w:p>
+      <w:pPr>
+        <w:pStyle w:val="Heading3"/>
+      </w:pPr>
+      <w:hyperlink r:id="rId70">
         <w:r>
           <w:rPr>
             <w:rStyle w:val="Hyperlink"/>
@@ -348,13 +457,13 @@
         </w:r>
       </w:hyperlink>
     </w:p>
-    <w:bookmarkEnd w:id="61"/>
-    <w:bookmarkStart w:id="63" w:name="chapter10-slide"/>
-    <w:p>
-      <w:pPr>
-        <w:pStyle w:val="Heading3"/>
-      </w:pPr>
-      <w:hyperlink r:id="rId62">
+    <w:bookmarkEnd w:id="71"/>
+    <w:bookmarkStart w:id="73" w:name="chapter10-slide"/>
+    <w:p>
+      <w:pPr>
+        <w:pStyle w:val="Heading3"/>
+      </w:pPr>
+      <w:hyperlink r:id="rId72">
         <w:r>
           <w:rPr>
             <w:rStyle w:val="Hyperlink"/>
@@ -363,13 +472,23 @@
         </w:r>
       </w:hyperlink>
     </w:p>
-    <w:bookmarkEnd w:id="63"/>
-    <w:bookmarkStart w:id="65" w:name="chapter11-lecture-note"/>
-    <w:p>
-      <w:pPr>
-        <w:pStyle w:val="Heading3"/>
-      </w:pPr>
-      <w:hyperlink r:id="rId64">
+    <w:bookmarkEnd w:id="73"/>
+    <w:bookmarkEnd w:id="74"/>
+    <w:bookmarkStart w:id="79" w:name="chapter11"/>
+    <w:p>
+      <w:pPr>
+        <w:pStyle w:val="Heading2"/>
+      </w:pPr>
+      <w:r>
+        <w:t xml:space="preserve">Chapter11</w:t>
+      </w:r>
+    </w:p>
+    <w:bookmarkStart w:id="76" w:name="chapter11-lecture-note"/>
+    <w:p>
+      <w:pPr>
+        <w:pStyle w:val="Heading3"/>
+      </w:pPr>
+      <w:hyperlink r:id="rId75">
         <w:r>
           <w:rPr>
             <w:rStyle w:val="Hyperlink"/>
@@ -378,13 +497,13 @@
         </w:r>
       </w:hyperlink>
     </w:p>
-    <w:bookmarkEnd w:id="65"/>
-    <w:bookmarkStart w:id="67" w:name="chapter11-slide"/>
-    <w:p>
-      <w:pPr>
-        <w:pStyle w:val="Heading3"/>
-      </w:pPr>
-      <w:hyperlink r:id="rId66">
+    <w:bookmarkEnd w:id="76"/>
+    <w:bookmarkStart w:id="78" w:name="chapter11-slide"/>
+    <w:p>
+      <w:pPr>
+        <w:pStyle w:val="Heading3"/>
+      </w:pPr>
+      <w:hyperlink r:id="rId77">
         <w:r>
           <w:rPr>
             <w:rStyle w:val="Hyperlink"/>
@@ -393,13 +512,23 @@
         </w:r>
       </w:hyperlink>
     </w:p>
-    <w:bookmarkEnd w:id="67"/>
-    <w:bookmarkStart w:id="69" w:name="chapter12-lecture-note"/>
-    <w:p>
-      <w:pPr>
-        <w:pStyle w:val="Heading3"/>
-      </w:pPr>
-      <w:hyperlink r:id="rId68">
+    <w:bookmarkEnd w:id="78"/>
+    <w:bookmarkEnd w:id="79"/>
+    <w:bookmarkStart w:id="84" w:name="chapter12"/>
+    <w:p>
+      <w:pPr>
+        <w:pStyle w:val="Heading2"/>
+      </w:pPr>
+      <w:r>
+        <w:t xml:space="preserve">Chapter12</w:t>
+      </w:r>
+    </w:p>
+    <w:bookmarkStart w:id="81" w:name="chapter12-lecture-note"/>
+    <w:p>
+      <w:pPr>
+        <w:pStyle w:val="Heading3"/>
+      </w:pPr>
+      <w:hyperlink r:id="rId80">
         <w:r>
           <w:rPr>
             <w:rStyle w:val="Hyperlink"/>
@@ -408,13 +537,13 @@
         </w:r>
       </w:hyperlink>
     </w:p>
-    <w:bookmarkEnd w:id="69"/>
-    <w:bookmarkStart w:id="71" w:name="chapter12-slide"/>
-    <w:p>
-      <w:pPr>
-        <w:pStyle w:val="Heading3"/>
-      </w:pPr>
-      <w:hyperlink r:id="rId70">
+    <w:bookmarkEnd w:id="81"/>
+    <w:bookmarkStart w:id="83" w:name="chapter12-slide"/>
+    <w:p>
+      <w:pPr>
+        <w:pStyle w:val="Heading3"/>
+      </w:pPr>
+      <w:hyperlink r:id="rId82">
         <w:r>
           <w:rPr>
             <w:rStyle w:val="Hyperlink"/>
@@ -423,13 +552,23 @@
         </w:r>
       </w:hyperlink>
     </w:p>
-    <w:bookmarkEnd w:id="71"/>
-    <w:bookmarkStart w:id="73" w:name="chapter13-lecture-note"/>
-    <w:p>
-      <w:pPr>
-        <w:pStyle w:val="Heading3"/>
-      </w:pPr>
-      <w:hyperlink r:id="rId72">
+    <w:bookmarkEnd w:id="83"/>
+    <w:bookmarkEnd w:id="84"/>
+    <w:bookmarkStart w:id="89" w:name="chapter13"/>
+    <w:p>
+      <w:pPr>
+        <w:pStyle w:val="Heading2"/>
+      </w:pPr>
+      <w:r>
+        <w:t xml:space="preserve">Chapter13</w:t>
+      </w:r>
+    </w:p>
+    <w:bookmarkStart w:id="86" w:name="chapter13-lecture-note"/>
+    <w:p>
+      <w:pPr>
+        <w:pStyle w:val="Heading3"/>
+      </w:pPr>
+      <w:hyperlink r:id="rId85">
         <w:r>
           <w:rPr>
             <w:rStyle w:val="Hyperlink"/>
@@ -438,13 +577,13 @@
         </w:r>
       </w:hyperlink>
     </w:p>
-    <w:bookmarkEnd w:id="73"/>
-    <w:bookmarkStart w:id="75" w:name="chapter13-slide"/>
-    <w:p>
-      <w:pPr>
-        <w:pStyle w:val="Heading3"/>
-      </w:pPr>
-      <w:hyperlink r:id="rId74">
+    <w:bookmarkEnd w:id="86"/>
+    <w:bookmarkStart w:id="88" w:name="chapter13-slide"/>
+    <w:p>
+      <w:pPr>
+        <w:pStyle w:val="Heading3"/>
+      </w:pPr>
+      <w:hyperlink r:id="rId87">
         <w:r>
           <w:rPr>
             <w:rStyle w:val="Hyperlink"/>
@@ -453,13 +592,23 @@
         </w:r>
       </w:hyperlink>
     </w:p>
-    <w:bookmarkEnd w:id="75"/>
-    <w:bookmarkStart w:id="77" w:name="chapter14-lecture-note"/>
-    <w:p>
-      <w:pPr>
-        <w:pStyle w:val="Heading3"/>
-      </w:pPr>
-      <w:hyperlink r:id="rId76">
+    <w:bookmarkEnd w:id="88"/>
+    <w:bookmarkEnd w:id="89"/>
+    <w:bookmarkStart w:id="94" w:name="chapter14"/>
+    <w:p>
+      <w:pPr>
+        <w:pStyle w:val="Heading2"/>
+      </w:pPr>
+      <w:r>
+        <w:t xml:space="preserve">Chapter14</w:t>
+      </w:r>
+    </w:p>
+    <w:bookmarkStart w:id="91" w:name="chapter14-lecture-note"/>
+    <w:p>
+      <w:pPr>
+        <w:pStyle w:val="Heading3"/>
+      </w:pPr>
+      <w:hyperlink r:id="rId90">
         <w:r>
           <w:rPr>
             <w:rStyle w:val="Hyperlink"/>
@@ -468,13 +617,13 @@
         </w:r>
       </w:hyperlink>
     </w:p>
-    <w:bookmarkEnd w:id="77"/>
-    <w:bookmarkStart w:id="79" w:name="chapter14-slide"/>
-    <w:p>
-      <w:pPr>
-        <w:pStyle w:val="Heading3"/>
-      </w:pPr>
-      <w:hyperlink r:id="rId78">
+    <w:bookmarkEnd w:id="91"/>
+    <w:bookmarkStart w:id="93" w:name="chapter14-slide"/>
+    <w:p>
+      <w:pPr>
+        <w:pStyle w:val="Heading3"/>
+      </w:pPr>
+      <w:hyperlink r:id="rId92">
         <w:r>
           <w:rPr>
             <w:rStyle w:val="Hyperlink"/>
@@ -483,7 +632,8 @@
         </w:r>
       </w:hyperlink>
     </w:p>
-    <w:bookmarkEnd w:id="79"/>
+    <w:bookmarkEnd w:id="93"/>
+    <w:bookmarkEnd w:id="94"/>
     <w:sectPr/>
   </w:body>
 </w:document>

--- a/docs/WKU_GE2021.docx
+++ b/docs/WKU_GE2021.docx
@@ -7,37 +7,7 @@
         <w:pStyle w:val="Title"/>
       </w:pPr>
       <w:r>
-        <w:t xml:space="preserve">GE2021:</w:t>
-      </w:r>
-      <w:r>
-        <w:t xml:space="preserve"> </w:t>
-      </w:r>
-      <w:r>
-        <w:t xml:space="preserve">Research</w:t>
-      </w:r>
-      <w:r>
-        <w:t xml:space="preserve"> </w:t>
-      </w:r>
-      <w:r>
-        <w:t xml:space="preserve">Technology</w:t>
-      </w:r>
-      <w:r>
-        <w:t xml:space="preserve"> </w:t>
-      </w:r>
-      <w:r>
-        <w:t xml:space="preserve">@</w:t>
-      </w:r>
-      <w:r>
-        <w:t xml:space="preserve"> </w:t>
-      </w:r>
-      <w:r>
-        <w:t xml:space="preserve">Wenzhou-Kean</w:t>
-      </w:r>
-      <w:r>
-        <w:t xml:space="preserve"> </w:t>
-      </w:r>
-      <w:r>
-        <w:t xml:space="preserve">Unversity</w:t>
+        <w:t xml:space="preserve">GE2021: Research Technology @ Wenzhou-Kean Unversity</w:t>
       </w:r>
     </w:p>
     <w:p>
@@ -45,13 +15,7 @@
         <w:pStyle w:val="Subtitle"/>
       </w:pPr>
       <w:r>
-        <w:t xml:space="preserve">2025,</w:t>
-      </w:r>
-      <w:r>
-        <w:t xml:space="preserve"> </w:t>
-      </w:r>
-      <w:r>
-        <w:t xml:space="preserve">Spring</w:t>
+        <w:t xml:space="preserve">2025, Spring</w:t>
       </w:r>
     </w:p>
     <w:p>
@@ -59,19 +23,7 @@
         <w:pStyle w:val="Author"/>
       </w:pPr>
       <w:r>
-        <w:t xml:space="preserve">Chad</w:t>
-      </w:r>
-      <w:r>
-        <w:t xml:space="preserve"> </w:t>
-      </w:r>
-      <w:r>
-        <w:t xml:space="preserve">(Chungil</w:t>
-      </w:r>
-      <w:r>
-        <w:t xml:space="preserve"> </w:t>
-      </w:r>
-      <w:r>
-        <w:t xml:space="preserve">Chae)</w:t>
+        <w:t xml:space="preserve">Chad (Chungil Chae)</w:t>
       </w:r>
     </w:p>
     <w:p>
@@ -79,36 +31,10 @@
         <w:pStyle w:val="Date"/>
       </w:pPr>
       <w:r>
-        <w:t xml:space="preserve">Sun,</w:t>
-      </w:r>
-      <w:r>
-        <w:t xml:space="preserve"> </w:t>
-      </w:r>
-      <w:r>
-        <w:t xml:space="preserve">25</w:t>
-      </w:r>
-      <w:r>
-        <w:t xml:space="preserve"> </w:t>
-      </w:r>
-      <w:r>
-        <w:t xml:space="preserve">May</w:t>
-      </w:r>
-      <w:r>
-        <w:t xml:space="preserve"> </w:t>
-      </w:r>
-      <w:r>
-        <w:t xml:space="preserve">2025</w:t>
-      </w:r>
-    </w:p>
-    <w:p>
-      <w:pPr>
-        <w:pStyle w:val="AbstractTitle"/>
-      </w:pPr>
-      <w:r>
-        <w:t xml:space="preserve">Abstract</w:t>
-      </w:r>
-    </w:p>
-    <w:bookmarkStart w:id="24" w:name="course-material"/>
+        <w:t xml:space="preserve">Mon, 26 May 2025</w:t>
+      </w:r>
+    </w:p>
+    <w:bookmarkStart w:id="26" w:name="course-material"/>
     <w:p>
       <w:pPr>
         <w:pStyle w:val="Heading2"/>
@@ -147,8 +73,31 @@
       </w:hyperlink>
     </w:p>
     <w:bookmarkEnd w:id="23"/>
-    <w:bookmarkEnd w:id="24"/>
-    <w:bookmarkStart w:id="29" w:name="chapter1"/>
+    <w:bookmarkStart w:id="25" w:name="video"/>
+    <w:p>
+      <w:pPr>
+        <w:pStyle w:val="Heading3"/>
+      </w:pPr>
+      <w:r>
+        <w:t xml:space="preserve">Video</w:t>
+      </w:r>
+    </w:p>
+    <w:p>
+      <w:pPr>
+        <w:pStyle w:val="FirstParagraph"/>
+      </w:pPr>
+      <w:hyperlink r:id="rId24">
+        <w:r>
+          <w:rPr>
+            <w:rStyle w:val="Hyperlink"/>
+          </w:rPr>
+          <w:t xml:space="preserve">https://youtu.be/d3g6l9Fi4kM</w:t>
+        </w:r>
+      </w:hyperlink>
+    </w:p>
+    <w:bookmarkEnd w:id="25"/>
+    <w:bookmarkEnd w:id="26"/>
+    <w:bookmarkStart w:id="31" w:name="chapter1"/>
     <w:p>
       <w:pPr>
         <w:pStyle w:val="Heading2"/>
@@ -157,12 +106,12 @@
         <w:t xml:space="preserve">Chapter1</w:t>
       </w:r>
     </w:p>
-    <w:bookmarkStart w:id="26" w:name="chapter1-lecture-note"/>
-    <w:p>
-      <w:pPr>
-        <w:pStyle w:val="Heading3"/>
-      </w:pPr>
-      <w:hyperlink r:id="rId25">
+    <w:bookmarkStart w:id="28" w:name="chapter1-lecture-note"/>
+    <w:p>
+      <w:pPr>
+        <w:pStyle w:val="Heading3"/>
+      </w:pPr>
+      <w:hyperlink r:id="rId27">
         <w:r>
           <w:rPr>
             <w:rStyle w:val="Hyperlink"/>
@@ -171,13 +120,13 @@
         </w:r>
       </w:hyperlink>
     </w:p>
-    <w:bookmarkEnd w:id="26"/>
-    <w:bookmarkStart w:id="28" w:name="chapter1-slide"/>
-    <w:p>
-      <w:pPr>
-        <w:pStyle w:val="Heading3"/>
-      </w:pPr>
-      <w:hyperlink r:id="rId27">
+    <w:bookmarkEnd w:id="28"/>
+    <w:bookmarkStart w:id="30" w:name="chapter1-slide"/>
+    <w:p>
+      <w:pPr>
+        <w:pStyle w:val="Heading3"/>
+      </w:pPr>
+      <w:hyperlink r:id="rId29">
         <w:r>
           <w:rPr>
             <w:rStyle w:val="Hyperlink"/>
@@ -186,9 +135,9 @@
         </w:r>
       </w:hyperlink>
     </w:p>
-    <w:bookmarkEnd w:id="28"/>
-    <w:bookmarkEnd w:id="29"/>
-    <w:bookmarkStart w:id="34" w:name="chapter2"/>
+    <w:bookmarkEnd w:id="30"/>
+    <w:bookmarkEnd w:id="31"/>
+    <w:bookmarkStart w:id="36" w:name="chapter2"/>
     <w:p>
       <w:pPr>
         <w:pStyle w:val="Heading2"/>
@@ -197,12 +146,12 @@
         <w:t xml:space="preserve">Chapter2</w:t>
       </w:r>
     </w:p>
-    <w:bookmarkStart w:id="31" w:name="chapter2-lecture-note"/>
-    <w:p>
-      <w:pPr>
-        <w:pStyle w:val="Heading3"/>
-      </w:pPr>
-      <w:hyperlink r:id="rId30">
+    <w:bookmarkStart w:id="33" w:name="chapter2-lecture-note"/>
+    <w:p>
+      <w:pPr>
+        <w:pStyle w:val="Heading3"/>
+      </w:pPr>
+      <w:hyperlink r:id="rId32">
         <w:r>
           <w:rPr>
             <w:rStyle w:val="Hyperlink"/>
@@ -211,13 +160,13 @@
         </w:r>
       </w:hyperlink>
     </w:p>
-    <w:bookmarkEnd w:id="31"/>
-    <w:bookmarkStart w:id="33" w:name="chapter2-slide"/>
-    <w:p>
-      <w:pPr>
-        <w:pStyle w:val="Heading3"/>
-      </w:pPr>
-      <w:hyperlink r:id="rId32">
+    <w:bookmarkEnd w:id="33"/>
+    <w:bookmarkStart w:id="35" w:name="chapter2-slide"/>
+    <w:p>
+      <w:pPr>
+        <w:pStyle w:val="Heading3"/>
+      </w:pPr>
+      <w:hyperlink r:id="rId34">
         <w:r>
           <w:rPr>
             <w:rStyle w:val="Hyperlink"/>
@@ -226,9 +175,9 @@
         </w:r>
       </w:hyperlink>
     </w:p>
-    <w:bookmarkEnd w:id="33"/>
-    <w:bookmarkEnd w:id="34"/>
-    <w:bookmarkStart w:id="39" w:name="chapter3"/>
+    <w:bookmarkEnd w:id="35"/>
+    <w:bookmarkEnd w:id="36"/>
+    <w:bookmarkStart w:id="41" w:name="chapter3"/>
     <w:p>
       <w:pPr>
         <w:pStyle w:val="Heading2"/>
@@ -237,12 +186,12 @@
         <w:t xml:space="preserve">Chapter3</w:t>
       </w:r>
     </w:p>
-    <w:bookmarkStart w:id="36" w:name="chapter3-lecture-note"/>
-    <w:p>
-      <w:pPr>
-        <w:pStyle w:val="Heading3"/>
-      </w:pPr>
-      <w:hyperlink r:id="rId35">
+    <w:bookmarkStart w:id="38" w:name="chapter3-lecture-note"/>
+    <w:p>
+      <w:pPr>
+        <w:pStyle w:val="Heading3"/>
+      </w:pPr>
+      <w:hyperlink r:id="rId37">
         <w:r>
           <w:rPr>
             <w:rStyle w:val="Hyperlink"/>
@@ -251,13 +200,13 @@
         </w:r>
       </w:hyperlink>
     </w:p>
-    <w:bookmarkEnd w:id="36"/>
-    <w:bookmarkStart w:id="38" w:name="chapter3-slide"/>
-    <w:p>
-      <w:pPr>
-        <w:pStyle w:val="Heading3"/>
-      </w:pPr>
-      <w:hyperlink r:id="rId37">
+    <w:bookmarkEnd w:id="38"/>
+    <w:bookmarkStart w:id="40" w:name="chapter3-slide"/>
+    <w:p>
+      <w:pPr>
+        <w:pStyle w:val="Heading3"/>
+      </w:pPr>
+      <w:hyperlink r:id="rId39">
         <w:r>
           <w:rPr>
             <w:rStyle w:val="Hyperlink"/>
@@ -266,9 +215,9 @@
         </w:r>
       </w:hyperlink>
     </w:p>
-    <w:bookmarkEnd w:id="38"/>
-    <w:bookmarkEnd w:id="39"/>
-    <w:bookmarkStart w:id="44" w:name="chapter4"/>
+    <w:bookmarkEnd w:id="40"/>
+    <w:bookmarkEnd w:id="41"/>
+    <w:bookmarkStart w:id="46" w:name="chapter4"/>
     <w:p>
       <w:pPr>
         <w:pStyle w:val="Heading2"/>
@@ -277,12 +226,12 @@
         <w:t xml:space="preserve">Chapter4</w:t>
       </w:r>
     </w:p>
-    <w:bookmarkStart w:id="41" w:name="chapter4-lecture-note"/>
-    <w:p>
-      <w:pPr>
-        <w:pStyle w:val="Heading3"/>
-      </w:pPr>
-      <w:hyperlink r:id="rId40">
+    <w:bookmarkStart w:id="43" w:name="chapter4-lecture-note"/>
+    <w:p>
+      <w:pPr>
+        <w:pStyle w:val="Heading3"/>
+      </w:pPr>
+      <w:hyperlink r:id="rId42">
         <w:r>
           <w:rPr>
             <w:rStyle w:val="Hyperlink"/>
@@ -291,13 +240,13 @@
         </w:r>
       </w:hyperlink>
     </w:p>
-    <w:bookmarkEnd w:id="41"/>
-    <w:bookmarkStart w:id="43" w:name="chapter4-slide"/>
-    <w:p>
-      <w:pPr>
-        <w:pStyle w:val="Heading3"/>
-      </w:pPr>
-      <w:hyperlink r:id="rId42">
+    <w:bookmarkEnd w:id="43"/>
+    <w:bookmarkStart w:id="45" w:name="chapter4-slide"/>
+    <w:p>
+      <w:pPr>
+        <w:pStyle w:val="Heading3"/>
+      </w:pPr>
+      <w:hyperlink r:id="rId44">
         <w:r>
           <w:rPr>
             <w:rStyle w:val="Hyperlink"/>
@@ -306,9 +255,9 @@
         </w:r>
       </w:hyperlink>
     </w:p>
-    <w:bookmarkEnd w:id="43"/>
-    <w:bookmarkEnd w:id="44"/>
-    <w:bookmarkStart w:id="49" w:name="chapter5"/>
+    <w:bookmarkEnd w:id="45"/>
+    <w:bookmarkEnd w:id="46"/>
+    <w:bookmarkStart w:id="51" w:name="chapter5"/>
     <w:p>
       <w:pPr>
         <w:pStyle w:val="Heading2"/>
@@ -317,12 +266,12 @@
         <w:t xml:space="preserve">Chapter5</w:t>
       </w:r>
     </w:p>
-    <w:bookmarkStart w:id="46" w:name="chapter5-lecture-note"/>
-    <w:p>
-      <w:pPr>
-        <w:pStyle w:val="Heading3"/>
-      </w:pPr>
-      <w:hyperlink r:id="rId45">
+    <w:bookmarkStart w:id="48" w:name="chapter5-lecture-note"/>
+    <w:p>
+      <w:pPr>
+        <w:pStyle w:val="Heading3"/>
+      </w:pPr>
+      <w:hyperlink r:id="rId47">
         <w:r>
           <w:rPr>
             <w:rStyle w:val="Hyperlink"/>
@@ -331,13 +280,13 @@
         </w:r>
       </w:hyperlink>
     </w:p>
-    <w:bookmarkEnd w:id="46"/>
-    <w:bookmarkStart w:id="48" w:name="chapter5-slide"/>
-    <w:p>
-      <w:pPr>
-        <w:pStyle w:val="Heading3"/>
-      </w:pPr>
-      <w:hyperlink r:id="rId47">
+    <w:bookmarkEnd w:id="48"/>
+    <w:bookmarkStart w:id="50" w:name="chapter5-slide"/>
+    <w:p>
+      <w:pPr>
+        <w:pStyle w:val="Heading3"/>
+      </w:pPr>
+      <w:hyperlink r:id="rId49">
         <w:r>
           <w:rPr>
             <w:rStyle w:val="Hyperlink"/>
@@ -346,9 +295,9 @@
         </w:r>
       </w:hyperlink>
     </w:p>
-    <w:bookmarkEnd w:id="48"/>
-    <w:bookmarkEnd w:id="49"/>
-    <w:bookmarkStart w:id="54" w:name="chapter6"/>
+    <w:bookmarkEnd w:id="50"/>
+    <w:bookmarkEnd w:id="51"/>
+    <w:bookmarkStart w:id="56" w:name="chapter6"/>
     <w:p>
       <w:pPr>
         <w:pStyle w:val="Heading2"/>
@@ -357,12 +306,12 @@
         <w:t xml:space="preserve">Chapter6</w:t>
       </w:r>
     </w:p>
-    <w:bookmarkStart w:id="51" w:name="chapter6-lecture-note"/>
-    <w:p>
-      <w:pPr>
-        <w:pStyle w:val="Heading3"/>
-      </w:pPr>
-      <w:hyperlink r:id="rId50">
+    <w:bookmarkStart w:id="53" w:name="chapter6-lecture-note"/>
+    <w:p>
+      <w:pPr>
+        <w:pStyle w:val="Heading3"/>
+      </w:pPr>
+      <w:hyperlink r:id="rId52">
         <w:r>
           <w:rPr>
             <w:rStyle w:val="Hyperlink"/>
@@ -371,13 +320,13 @@
         </w:r>
       </w:hyperlink>
     </w:p>
-    <w:bookmarkEnd w:id="51"/>
-    <w:bookmarkStart w:id="53" w:name="chapter6-slide"/>
-    <w:p>
-      <w:pPr>
-        <w:pStyle w:val="Heading3"/>
-      </w:pPr>
-      <w:hyperlink r:id="rId52">
+    <w:bookmarkEnd w:id="53"/>
+    <w:bookmarkStart w:id="55" w:name="chapter6-slide"/>
+    <w:p>
+      <w:pPr>
+        <w:pStyle w:val="Heading3"/>
+      </w:pPr>
+      <w:hyperlink r:id="rId54">
         <w:r>
           <w:rPr>
             <w:rStyle w:val="Hyperlink"/>
@@ -386,9 +335,9 @@
         </w:r>
       </w:hyperlink>
     </w:p>
-    <w:bookmarkEnd w:id="53"/>
-    <w:bookmarkEnd w:id="54"/>
-    <w:bookmarkStart w:id="59" w:name="chapter7"/>
+    <w:bookmarkEnd w:id="55"/>
+    <w:bookmarkEnd w:id="56"/>
+    <w:bookmarkStart w:id="61" w:name="chapter7"/>
     <w:p>
       <w:pPr>
         <w:pStyle w:val="Heading2"/>
@@ -397,12 +346,12 @@
         <w:t xml:space="preserve">Chapter7</w:t>
       </w:r>
     </w:p>
-    <w:bookmarkStart w:id="56" w:name="chapter7-lecture-note"/>
-    <w:p>
-      <w:pPr>
-        <w:pStyle w:val="Heading3"/>
-      </w:pPr>
-      <w:hyperlink r:id="rId55">
+    <w:bookmarkStart w:id="58" w:name="chapter7-lecture-note"/>
+    <w:p>
+      <w:pPr>
+        <w:pStyle w:val="Heading3"/>
+      </w:pPr>
+      <w:hyperlink r:id="rId57">
         <w:r>
           <w:rPr>
             <w:rStyle w:val="Hyperlink"/>
@@ -411,13 +360,13 @@
         </w:r>
       </w:hyperlink>
     </w:p>
-    <w:bookmarkEnd w:id="56"/>
-    <w:bookmarkStart w:id="58" w:name="chapter7-slide"/>
-    <w:p>
-      <w:pPr>
-        <w:pStyle w:val="Heading3"/>
-      </w:pPr>
-      <w:hyperlink r:id="rId57">
+    <w:bookmarkEnd w:id="58"/>
+    <w:bookmarkStart w:id="60" w:name="chapter7-slide"/>
+    <w:p>
+      <w:pPr>
+        <w:pStyle w:val="Heading3"/>
+      </w:pPr>
+      <w:hyperlink r:id="rId59">
         <w:r>
           <w:rPr>
             <w:rStyle w:val="Hyperlink"/>
@@ -426,9 +375,9 @@
         </w:r>
       </w:hyperlink>
     </w:p>
-    <w:bookmarkEnd w:id="58"/>
-    <w:bookmarkEnd w:id="59"/>
-    <w:bookmarkStart w:id="64" w:name="chapter8"/>
+    <w:bookmarkEnd w:id="60"/>
+    <w:bookmarkEnd w:id="61"/>
+    <w:bookmarkStart w:id="66" w:name="chapter8"/>
     <w:p>
       <w:pPr>
         <w:pStyle w:val="Heading2"/>
@@ -437,12 +386,12 @@
         <w:t xml:space="preserve">Chapter8</w:t>
       </w:r>
     </w:p>
-    <w:bookmarkStart w:id="61" w:name="chapter8-lecture-note"/>
-    <w:p>
-      <w:pPr>
-        <w:pStyle w:val="Heading3"/>
-      </w:pPr>
-      <w:hyperlink r:id="rId60">
+    <w:bookmarkStart w:id="63" w:name="chapter8-lecture-note"/>
+    <w:p>
+      <w:pPr>
+        <w:pStyle w:val="Heading3"/>
+      </w:pPr>
+      <w:hyperlink r:id="rId62">
         <w:r>
           <w:rPr>
             <w:rStyle w:val="Hyperlink"/>
@@ -451,13 +400,13 @@
         </w:r>
       </w:hyperlink>
     </w:p>
-    <w:bookmarkEnd w:id="61"/>
-    <w:bookmarkStart w:id="63" w:name="chapter8-slide"/>
-    <w:p>
-      <w:pPr>
-        <w:pStyle w:val="Heading3"/>
-      </w:pPr>
-      <w:hyperlink r:id="rId62">
+    <w:bookmarkEnd w:id="63"/>
+    <w:bookmarkStart w:id="65" w:name="chapter8-slide"/>
+    <w:p>
+      <w:pPr>
+        <w:pStyle w:val="Heading3"/>
+      </w:pPr>
+      <w:hyperlink r:id="rId64">
         <w:r>
           <w:rPr>
             <w:rStyle w:val="Hyperlink"/>
@@ -466,9 +415,9 @@
         </w:r>
       </w:hyperlink>
     </w:p>
-    <w:bookmarkEnd w:id="63"/>
-    <w:bookmarkEnd w:id="64"/>
-    <w:bookmarkStart w:id="69" w:name="chapter9"/>
+    <w:bookmarkEnd w:id="65"/>
+    <w:bookmarkEnd w:id="66"/>
+    <w:bookmarkStart w:id="71" w:name="chapter9"/>
     <w:p>
       <w:pPr>
         <w:pStyle w:val="Heading2"/>
@@ -477,12 +426,12 @@
         <w:t xml:space="preserve">Chapter9</w:t>
       </w:r>
     </w:p>
-    <w:bookmarkStart w:id="66" w:name="chapter9-lecture-note"/>
-    <w:p>
-      <w:pPr>
-        <w:pStyle w:val="Heading3"/>
-      </w:pPr>
-      <w:hyperlink r:id="rId65">
+    <w:bookmarkStart w:id="68" w:name="chapter9-lecture-note"/>
+    <w:p>
+      <w:pPr>
+        <w:pStyle w:val="Heading3"/>
+      </w:pPr>
+      <w:hyperlink r:id="rId67">
         <w:r>
           <w:rPr>
             <w:rStyle w:val="Hyperlink"/>
@@ -491,13 +440,13 @@
         </w:r>
       </w:hyperlink>
     </w:p>
-    <w:bookmarkEnd w:id="66"/>
-    <w:bookmarkStart w:id="68" w:name="chapter9-slide"/>
-    <w:p>
-      <w:pPr>
-        <w:pStyle w:val="Heading3"/>
-      </w:pPr>
-      <w:hyperlink r:id="rId67">
+    <w:bookmarkEnd w:id="68"/>
+    <w:bookmarkStart w:id="70" w:name="chapter9-slide"/>
+    <w:p>
+      <w:pPr>
+        <w:pStyle w:val="Heading3"/>
+      </w:pPr>
+      <w:hyperlink r:id="rId69">
         <w:r>
           <w:rPr>
             <w:rStyle w:val="Hyperlink"/>
@@ -506,9 +455,9 @@
         </w:r>
       </w:hyperlink>
     </w:p>
-    <w:bookmarkEnd w:id="68"/>
-    <w:bookmarkEnd w:id="69"/>
-    <w:bookmarkStart w:id="74" w:name="chapter10"/>
+    <w:bookmarkEnd w:id="70"/>
+    <w:bookmarkEnd w:id="71"/>
+    <w:bookmarkStart w:id="76" w:name="chapter10"/>
     <w:p>
       <w:pPr>
         <w:pStyle w:val="Heading2"/>
@@ -517,12 +466,12 @@
         <w:t xml:space="preserve">Chapter10</w:t>
       </w:r>
     </w:p>
-    <w:bookmarkStart w:id="71" w:name="chapter10-lecture-note"/>
-    <w:p>
-      <w:pPr>
-        <w:pStyle w:val="Heading3"/>
-      </w:pPr>
-      <w:hyperlink r:id="rId70">
+    <w:bookmarkStart w:id="73" w:name="chapter10-lecture-note"/>
+    <w:p>
+      <w:pPr>
+        <w:pStyle w:val="Heading3"/>
+      </w:pPr>
+      <w:hyperlink r:id="rId72">
         <w:r>
           <w:rPr>
             <w:rStyle w:val="Hyperlink"/>
@@ -531,13 +480,13 @@
         </w:r>
       </w:hyperlink>
     </w:p>
-    <w:bookmarkEnd w:id="71"/>
-    <w:bookmarkStart w:id="73" w:name="chapter10-slide"/>
-    <w:p>
-      <w:pPr>
-        <w:pStyle w:val="Heading3"/>
-      </w:pPr>
-      <w:hyperlink r:id="rId72">
+    <w:bookmarkEnd w:id="73"/>
+    <w:bookmarkStart w:id="75" w:name="chapter10-slide"/>
+    <w:p>
+      <w:pPr>
+        <w:pStyle w:val="Heading3"/>
+      </w:pPr>
+      <w:hyperlink r:id="rId74">
         <w:r>
           <w:rPr>
             <w:rStyle w:val="Hyperlink"/>
@@ -546,9 +495,9 @@
         </w:r>
       </w:hyperlink>
     </w:p>
-    <w:bookmarkEnd w:id="73"/>
-    <w:bookmarkEnd w:id="74"/>
-    <w:bookmarkStart w:id="79" w:name="chapter11"/>
+    <w:bookmarkEnd w:id="75"/>
+    <w:bookmarkEnd w:id="76"/>
+    <w:bookmarkStart w:id="81" w:name="chapter11"/>
     <w:p>
       <w:pPr>
         <w:pStyle w:val="Heading2"/>
@@ -557,12 +506,12 @@
         <w:t xml:space="preserve">Chapter11</w:t>
       </w:r>
     </w:p>
-    <w:bookmarkStart w:id="76" w:name="chapter11-lecture-note"/>
-    <w:p>
-      <w:pPr>
-        <w:pStyle w:val="Heading3"/>
-      </w:pPr>
-      <w:hyperlink r:id="rId75">
+    <w:bookmarkStart w:id="78" w:name="chapter11-lecture-note"/>
+    <w:p>
+      <w:pPr>
+        <w:pStyle w:val="Heading3"/>
+      </w:pPr>
+      <w:hyperlink r:id="rId77">
         <w:r>
           <w:rPr>
             <w:rStyle w:val="Hyperlink"/>
@@ -571,13 +520,13 @@
         </w:r>
       </w:hyperlink>
     </w:p>
-    <w:bookmarkEnd w:id="76"/>
-    <w:bookmarkStart w:id="78" w:name="chapter11-slide"/>
-    <w:p>
-      <w:pPr>
-        <w:pStyle w:val="Heading3"/>
-      </w:pPr>
-      <w:hyperlink r:id="rId77">
+    <w:bookmarkEnd w:id="78"/>
+    <w:bookmarkStart w:id="80" w:name="chapter11-slide"/>
+    <w:p>
+      <w:pPr>
+        <w:pStyle w:val="Heading3"/>
+      </w:pPr>
+      <w:hyperlink r:id="rId79">
         <w:r>
           <w:rPr>
             <w:rStyle w:val="Hyperlink"/>
@@ -586,9 +535,9 @@
         </w:r>
       </w:hyperlink>
     </w:p>
-    <w:bookmarkEnd w:id="78"/>
-    <w:bookmarkEnd w:id="79"/>
-    <w:bookmarkStart w:id="84" w:name="chapter12"/>
+    <w:bookmarkEnd w:id="80"/>
+    <w:bookmarkEnd w:id="81"/>
+    <w:bookmarkStart w:id="86" w:name="chapter12"/>
     <w:p>
       <w:pPr>
         <w:pStyle w:val="Heading2"/>
@@ -597,12 +546,12 @@
         <w:t xml:space="preserve">Chapter12</w:t>
       </w:r>
     </w:p>
-    <w:bookmarkStart w:id="81" w:name="chapter12-lecture-note"/>
-    <w:p>
-      <w:pPr>
-        <w:pStyle w:val="Heading3"/>
-      </w:pPr>
-      <w:hyperlink r:id="rId80">
+    <w:bookmarkStart w:id="83" w:name="chapter12-lecture-note"/>
+    <w:p>
+      <w:pPr>
+        <w:pStyle w:val="Heading3"/>
+      </w:pPr>
+      <w:hyperlink r:id="rId82">
         <w:r>
           <w:rPr>
             <w:rStyle w:val="Hyperlink"/>
@@ -611,13 +560,13 @@
         </w:r>
       </w:hyperlink>
     </w:p>
-    <w:bookmarkEnd w:id="81"/>
-    <w:bookmarkStart w:id="83" w:name="chapter12-slide"/>
-    <w:p>
-      <w:pPr>
-        <w:pStyle w:val="Heading3"/>
-      </w:pPr>
-      <w:hyperlink r:id="rId82">
+    <w:bookmarkEnd w:id="83"/>
+    <w:bookmarkStart w:id="85" w:name="chapter12-slide"/>
+    <w:p>
+      <w:pPr>
+        <w:pStyle w:val="Heading3"/>
+      </w:pPr>
+      <w:hyperlink r:id="rId84">
         <w:r>
           <w:rPr>
             <w:rStyle w:val="Hyperlink"/>
@@ -626,9 +575,9 @@
         </w:r>
       </w:hyperlink>
     </w:p>
-    <w:bookmarkEnd w:id="83"/>
-    <w:bookmarkEnd w:id="84"/>
-    <w:bookmarkStart w:id="89" w:name="chapter13"/>
+    <w:bookmarkEnd w:id="85"/>
+    <w:bookmarkEnd w:id="86"/>
+    <w:bookmarkStart w:id="91" w:name="chapter13"/>
     <w:p>
       <w:pPr>
         <w:pStyle w:val="Heading2"/>
@@ -637,12 +586,12 @@
         <w:t xml:space="preserve">Chapter13</w:t>
       </w:r>
     </w:p>
-    <w:bookmarkStart w:id="86" w:name="chapter13-lecture-note"/>
-    <w:p>
-      <w:pPr>
-        <w:pStyle w:val="Heading3"/>
-      </w:pPr>
-      <w:hyperlink r:id="rId85">
+    <w:bookmarkStart w:id="88" w:name="chapter13-lecture-note"/>
+    <w:p>
+      <w:pPr>
+        <w:pStyle w:val="Heading3"/>
+      </w:pPr>
+      <w:hyperlink r:id="rId87">
         <w:r>
           <w:rPr>
             <w:rStyle w:val="Hyperlink"/>
@@ -651,13 +600,13 @@
         </w:r>
       </w:hyperlink>
     </w:p>
-    <w:bookmarkEnd w:id="86"/>
-    <w:bookmarkStart w:id="88" w:name="chapter13-slide"/>
-    <w:p>
-      <w:pPr>
-        <w:pStyle w:val="Heading3"/>
-      </w:pPr>
-      <w:hyperlink r:id="rId87">
+    <w:bookmarkEnd w:id="88"/>
+    <w:bookmarkStart w:id="90" w:name="chapter13-slide"/>
+    <w:p>
+      <w:pPr>
+        <w:pStyle w:val="Heading3"/>
+      </w:pPr>
+      <w:hyperlink r:id="rId89">
         <w:r>
           <w:rPr>
             <w:rStyle w:val="Hyperlink"/>
@@ -666,9 +615,9 @@
         </w:r>
       </w:hyperlink>
     </w:p>
-    <w:bookmarkEnd w:id="88"/>
-    <w:bookmarkEnd w:id="89"/>
-    <w:bookmarkStart w:id="94" w:name="chapter14"/>
+    <w:bookmarkEnd w:id="90"/>
+    <w:bookmarkEnd w:id="91"/>
+    <w:bookmarkStart w:id="96" w:name="chapter14"/>
     <w:p>
       <w:pPr>
         <w:pStyle w:val="Heading2"/>
@@ -677,12 +626,12 @@
         <w:t xml:space="preserve">Chapter14</w:t>
       </w:r>
     </w:p>
-    <w:bookmarkStart w:id="91" w:name="chapter14-lecture-note"/>
-    <w:p>
-      <w:pPr>
-        <w:pStyle w:val="Heading3"/>
-      </w:pPr>
-      <w:hyperlink r:id="rId90">
+    <w:bookmarkStart w:id="93" w:name="chapter14-lecture-note"/>
+    <w:p>
+      <w:pPr>
+        <w:pStyle w:val="Heading3"/>
+      </w:pPr>
+      <w:hyperlink r:id="rId92">
         <w:r>
           <w:rPr>
             <w:rStyle w:val="Hyperlink"/>
@@ -691,13 +640,13 @@
         </w:r>
       </w:hyperlink>
     </w:p>
-    <w:bookmarkEnd w:id="91"/>
-    <w:bookmarkStart w:id="93" w:name="chapter14-slide"/>
-    <w:p>
-      <w:pPr>
-        <w:pStyle w:val="Heading3"/>
-      </w:pPr>
-      <w:hyperlink r:id="rId92">
+    <w:bookmarkEnd w:id="93"/>
+    <w:bookmarkStart w:id="95" w:name="chapter14-slide"/>
+    <w:p>
+      <w:pPr>
+        <w:pStyle w:val="Heading3"/>
+      </w:pPr>
+      <w:hyperlink r:id="rId94">
         <w:r>
           <w:rPr>
             <w:rStyle w:val="Hyperlink"/>
@@ -706,8 +655,8 @@
         </w:r>
       </w:hyperlink>
     </w:p>
-    <w:bookmarkEnd w:id="93"/>
-    <w:bookmarkEnd w:id="94"/>
+    <w:bookmarkEnd w:id="95"/>
+    <w:bookmarkEnd w:id="96"/>
     <w:sectPr/>
   </w:body>
 </w:document>
@@ -902,7 +851,7 @@
   </w:style>
   <w:style w:styleId="Subtitle" w:type="paragraph">
     <w:name w:val="Subtitle"/>
-    <w:basedOn w:val="Normal"/>
+    <w:basedOn w:val="Title"/>
     <w:next w:val="BodyText"/>
     <w:link w:val="SubtitleChar"/>
     <w:uiPriority w:val="11"/>
@@ -913,6 +862,19 @@
         <w:ilvl w:val="1"/>
       </w:numPr>
     </w:pPr>
+    <w:rPr>
+      <w:rFonts w:cstheme="majorBidi" w:eastAsiaTheme="majorEastAsia"/>
+      <w:spacing w:val="15"/>
+      <w:sz w:val="28"/>
+      <w:szCs w:val="28"/>
+    </w:rPr>
+  </w:style>
+  <w:style w:customStyle="1" w:styleId="SubtitleChar" w:type="character">
+    <w:name w:val="Subtitle Char"/>
+    <w:basedOn w:val="DefaultParagraphFont"/>
+    <w:link w:val="Subtitle"/>
+    <w:uiPriority w:val="11"/>
+    <w:rsid w:val="00A10FD9"/>
     <w:rPr>
       <w:rFonts w:cstheme="majorBidi" w:eastAsiaTheme="majorEastAsia"/>
       <w:color w:themeColor="text1" w:themeTint="A6" w:val="595959"/>
@@ -921,20 +883,6 @@
       <w:szCs w:val="28"/>
     </w:rPr>
   </w:style>
-  <w:style w:customStyle="1" w:styleId="SubtitleChar" w:type="character">
-    <w:name w:val="Subtitle Char"/>
-    <w:basedOn w:val="DefaultParagraphFont"/>
-    <w:link w:val="Subtitle"/>
-    <w:uiPriority w:val="11"/>
-    <w:rsid w:val="00A10FD9"/>
-    <w:rPr>
-      <w:rFonts w:cstheme="majorBidi" w:eastAsiaTheme="majorEastAsia"/>
-      <w:color w:themeColor="text1" w:themeTint="A6" w:val="595959"/>
-      <w:spacing w:val="15"/>
-      <w:sz w:val="28"/>
-      <w:szCs w:val="28"/>
-    </w:rPr>
-  </w:style>
   <w:style w:customStyle="1" w:styleId="Author" w:type="paragraph">
     <w:name w:val="Author"/>
     <w:next w:val="BodyText"/>
@@ -968,7 +916,6 @@
     </w:pPr>
     <w:rPr>
       <w:b/>
-      <w:color w:val="345A8A"/>
       <w:sz w:val="20"/>
       <w:szCs w:val="20"/>
     </w:rPr>
